--- a/docs/交付物/05-需求覆盖与变更清单.docx
+++ b/docs/交付物/05-需求覆盖与变更清单.docx
@@ -351,6 +351,67 @@
         <w:tc>
           <w:tcPr>
             <w:tcW w:w="4479" w:type="dxa"/>
+            <w:vAlign w:val="center"/>
+          </w:tcPr>
+          <w:p>
+            <w:pPr>
+              <w:spacing w:after="0" w:line="276" w:lineRule="auto"/>
+            </w:pPr>
+            <w:r>
+              <w:rPr>
+                <w:rFonts w:ascii="宋体" w:hAnsi="宋体" w:eastAsia="宋体"/>
+                <w:b w:val="0"/>
+                <w:i w:val="0"/>
+                <w:sz w:val="17"/>
+              </w:rPr>
+              <w:t>有差异</w:t>
+            </w:r>
+          </w:p>
+        </w:tc>
+        <w:tc>
+          <w:tcPr>
+            <w:tcW w:w="9865" w:type="dxa"/>
+            <w:vAlign w:val="center"/>
+          </w:tcPr>
+          <w:p>
+            <w:pPr>
+              <w:spacing w:after="0" w:line="276" w:lineRule="auto"/>
+            </w:pPr>
+            <w:r>
+              <w:rPr>
+                <w:rFonts w:ascii="宋体" w:hAnsi="宋体" w:eastAsia="宋体"/>
+                <w:b w:val="0"/>
+                <w:i w:val="0"/>
+                <w:sz w:val="17"/>
+              </w:rPr>
+              <w:t>当前实现采用不同交互口径，须在差异表说明，不按原文已覆盖统计</w:t>
+            </w:r>
+          </w:p>
+        </w:tc>
+      </w:tr>
+      <w:tr>
+        <w:tblPrEx>
+          <w:tblBorders>
+            <w:top w:val="single" w:color="D9D9D9" w:sz="6" w:space="0"/>
+            <w:left w:val="single" w:color="D9D9D9" w:sz="6" w:space="0"/>
+            <w:bottom w:val="single" w:color="D9D9D9" w:sz="6" w:space="0"/>
+            <w:right w:val="single" w:color="D9D9D9" w:sz="6" w:space="0"/>
+            <w:insideH w:val="single" w:color="D9D9D9" w:sz="6" w:space="0"/>
+            <w:insideV w:val="single" w:color="D9D9D9" w:sz="6" w:space="0"/>
+          </w:tblBorders>
+          <w:tblCellMar>
+            <w:top w:w="60" w:type="dxa"/>
+            <w:left w:w="100" w:type="dxa"/>
+            <w:bottom w:w="60" w:type="dxa"/>
+            <w:right w:w="100" w:type="dxa"/>
+          </w:tblCellMar>
+        </w:tblPrEx>
+        <w:trPr>
+          <w:jc w:val="center"/>
+        </w:trPr>
+        <w:tc>
+          <w:tcPr>
+            <w:tcW w:w="4479" w:type="dxa"/>
             <w:shd w:val="clear" w:color="auto" w:fill="F2F5FA"/>
             <w:vAlign w:val="center"/>
           </w:tcPr>
@@ -3275,7 +3336,7 @@
                 <w:color w:val="1F3864"/>
                 <w:sz w:val="16"/>
               </w:rPr>
-              <w:t>tests/test_final_integration.py::test_students_persist_choices_and_keep_accounts_isolated</w:t>
+              <w:t>首次无方案显示空结构；原文 No Schedule Found 提示尚未采用</w:t>
             </w:r>
           </w:p>
         </w:tc>
@@ -3296,7 +3357,7 @@
                 <w:i w:val="0"/>
                 <w:sz w:val="17"/>
               </w:rPr>
-              <w:t xml:space="preserve">新学生未建方案时打开 </w:t>
+              <w:t>新学生打开 /student/draft；不把正常空页测试当成原文错误提示验收</w:t>
             </w:r>
             <w:r>
               <w:rPr>
@@ -3306,7 +3367,6 @@
                 <w:color w:val="1F3864"/>
                 <w:sz w:val="16"/>
               </w:rPr>
-              <w:t>/student/draft</w:t>
             </w:r>
           </w:p>
         </w:tc>
@@ -3327,7 +3387,7 @@
                 <w:i w:val="0"/>
                 <w:sz w:val="17"/>
               </w:rPr>
-              <w:t>已覆盖</w:t>
+              <w:t>有差异（空页口径）</w:t>
             </w:r>
           </w:p>
         </w:tc>
@@ -5968,7 +6028,7 @@
                 <w:color w:val="1F3864"/>
                 <w:sz w:val="16"/>
               </w:rPr>
-              <w:t>app/services/catalog.py</w:t>
+              <w:t>app/routers/teaching.py、app/services/catalog.py</w:t>
             </w:r>
           </w:p>
         </w:tc>
@@ -5990,7 +6050,7 @@
                 <w:color w:val="1F3864"/>
                 <w:sz w:val="16"/>
               </w:rPr>
-              <w:t>tests/test_final_integration.py::test_catalog_transport_rejects_bad_payloads</w:t>
+              <w:t>tests/teaching/test_api_teaching.py::test_teacher_catalog_failure_and_recovery；::test_teacher_rejects_catalog_for_another_semester</w:t>
             </w:r>
           </w:p>
         </w:tc>
@@ -6011,7 +6071,7 @@
                 <w:i w:val="0"/>
                 <w:sz w:val="17"/>
               </w:rPr>
-              <w:t>停目录服务后打开认领页</w:t>
+              <w:t>TC-CAT-04：停目录服务，认领列表 503；本人授课可读；恢复后 200</w:t>
             </w:r>
           </w:p>
         </w:tc>
@@ -6032,7 +6092,7 @@
                 <w:i w:val="0"/>
                 <w:sz w:val="17"/>
               </w:rPr>
-              <w:t>已覆盖</w:t>
+              <w:t>已覆盖（2026-10-09 补齐并复测）</w:t>
             </w:r>
           </w:p>
         </w:tc>
@@ -18238,7 +18298,7 @@
                 <w:i w:val="0"/>
                 <w:sz w:val="17"/>
               </w:rPr>
-              <w:t>开发计划第 12 章</w:t>
+              <w:t>开发计划第 3.1 节；实际贡献与签名由本人复核</w:t>
             </w:r>
           </w:p>
         </w:tc>
@@ -18364,7 +18424,7 @@
                 <w:color w:val="1F3864"/>
                 <w:sz w:val="16"/>
               </w:rPr>
-              <w:t>03-开发计划.md</w:t>
+              <w:t>03-开发计划.docx</w:t>
             </w:r>
           </w:p>
         </w:tc>
@@ -18487,7 +18547,7 @@
                 <w:color w:val="1F3864"/>
                 <w:sz w:val="16"/>
               </w:rPr>
-              <w:t>02-需求分析文档.md</w:t>
+              <w:t>02-需求分析文档.docx</w:t>
             </w:r>
           </w:p>
         </w:tc>
@@ -18613,7 +18673,7 @@
                 <w:color w:val="1F3864"/>
                 <w:sz w:val="16"/>
               </w:rPr>
-              <w:t>04-设计文档.md</w:t>
+              <w:t>04-设计文档.docx</w:t>
             </w:r>
           </w:p>
         </w:tc>
@@ -18735,7 +18795,7 @@
                 <w:i w:val="0"/>
                 <w:sz w:val="17"/>
               </w:rPr>
-              <w:t>待产出</w:t>
+              <w:t>docs/测试与交付/测试计划.md、测试用例.md</w:t>
             </w:r>
           </w:p>
         </w:tc>
@@ -18755,7 +18815,7 @@
                 <w:i w:val="0"/>
                 <w:sz w:val="17"/>
               </w:rPr>
-              <w:t>待补</w:t>
+              <w:t>已覆盖（已提交并复核）</w:t>
             </w:r>
           </w:p>
         </w:tc>
@@ -18860,7 +18920,7 @@
                 <w:i w:val="0"/>
                 <w:sz w:val="17"/>
               </w:rPr>
-              <w:t>待产出</w:t>
+              <w:t>docs/测试与交付/测试报告.md</w:t>
             </w:r>
           </w:p>
         </w:tc>
@@ -18881,7 +18941,7 @@
                 <w:i w:val="0"/>
                 <w:sz w:val="17"/>
               </w:rPr>
-              <w:t>待补</w:t>
+              <w:t>已覆盖（已纠正未实测项）</w:t>
             </w:r>
           </w:p>
         </w:tc>
@@ -19813,7 +19873,7 @@
                 <w:color w:val="FFFFFF"/>
                 <w:sz w:val="18"/>
               </w:rPr>
-              <w:t>未实测／未采用</w:t>
+              <w:t>未实测／未采用／差异</w:t>
             </w:r>
           </w:p>
         </w:tc>
@@ -20164,7 +20224,7 @@
                 <w:i w:val="0"/>
                 <w:sz w:val="17"/>
               </w:rPr>
-              <w:t>72</w:t>
+              <w:t>71</w:t>
             </w:r>
           </w:p>
         </w:tc>
@@ -20184,7 +20244,7 @@
                 <w:i w:val="0"/>
                 <w:sz w:val="17"/>
               </w:rPr>
-              <w:t>0</w:t>
+              <w:t>1（FR-REG-10 空页口径有差异）</w:t>
             </w:r>
           </w:p>
         </w:tc>
@@ -20535,7 +20595,7 @@
                 <w:i w:val="0"/>
                 <w:sz w:val="17"/>
               </w:rPr>
-              <w:t>8</w:t>
+              <w:t>10</w:t>
             </w:r>
           </w:p>
         </w:tc>
@@ -20577,7 +20637,7 @@
                 <w:i w:val="0"/>
                 <w:sz w:val="17"/>
               </w:rPr>
-              <w:t>8（ORG-01、ORG-04、DEL-04～09）</w:t>
+              <w:t>6（ORG-01、ORG-04、DEL-06～09）</w:t>
             </w:r>
           </w:p>
         </w:tc>
@@ -20782,7 +20842,7 @@
                 <w:i w:val="0"/>
                 <w:sz w:val="17"/>
               </w:rPr>
-              <w:t>114</w:t>
+              <w:t>115</w:t>
             </w:r>
           </w:p>
         </w:tc>
@@ -20803,7 +20863,7 @@
                 <w:i w:val="0"/>
                 <w:sz w:val="17"/>
               </w:rPr>
-              <w:t>7</w:t>
+              <w:t>8</w:t>
             </w:r>
           </w:p>
         </w:tc>
@@ -20824,7 +20884,7 @@
                 <w:i w:val="0"/>
                 <w:sz w:val="17"/>
               </w:rPr>
-              <w:t>8</w:t>
+              <w:t>6</w:t>
             </w:r>
           </w:p>
         </w:tc>
@@ -20862,7 +20922,7 @@
           <w:i w:val="0"/>
           <w:sz w:val="21"/>
         </w:rPr>
-        <w:t>成员 6 需确认以下各项。核对完成后在"核对结论"填写实际结果并签名。</w:t>
+        <w:t>以下保留成员 5 原核对项，并补充合并前 AI 集成复核结果。AI 复核不替代成员 6 本人阅读、核对与签名。</w:t>
       </w:r>
     </w:p>
     <w:tbl>
@@ -21082,7 +21142,7 @@
                 <w:i w:val="0"/>
                 <w:sz w:val="17"/>
               </w:rPr>
-              <w:t>72 条均有</w:t>
+              <w:t>71 条已覆盖；FR-REG-10 的原文提示存在差异</w:t>
             </w:r>
           </w:p>
         </w:tc>
@@ -21102,7 +21162,7 @@
                 <w:i w:val="0"/>
                 <w:sz w:val="17"/>
               </w:rPr>
-              <w:t>待填</w:t>
+              <w:t>AI 集成复核：已登记差异，非成员本人签名</w:t>
             </w:r>
           </w:p>
         </w:tc>
@@ -21514,7 +21574,7 @@
                 <w:i w:val="0"/>
                 <w:sz w:val="17"/>
               </w:rPr>
-              <w:t>待填</w:t>
+              <w:t>AI 集成复核：报告压力与可用性项已改为未执行</w:t>
             </w:r>
           </w:p>
         </w:tc>
@@ -21804,7 +21864,7 @@
                 <w:i w:val="0"/>
                 <w:sz w:val="17"/>
               </w:rPr>
-              <w:t>无</w:t>
+              <w:t>不能仅凭测试函数名断言无遗漏；FR-REG-10 已单列差异</w:t>
             </w:r>
           </w:p>
         </w:tc>
@@ -21825,7 +21885,7 @@
                 <w:i w:val="0"/>
                 <w:sz w:val="17"/>
               </w:rPr>
-              <w:t>待填</w:t>
+              <w:t>最终提交前仍需成员本人阅读与确认</w:t>
             </w:r>
           </w:p>
         </w:tc>
@@ -24745,6 +24805,153 @@
           </w:p>
         </w:tc>
       </w:tr>
+      <w:tr>
+        <w:tblPrEx>
+          <w:tblBorders>
+            <w:top w:val="single" w:color="D9D9D9" w:sz="6" w:space="0"/>
+            <w:left w:val="single" w:color="D9D9D9" w:sz="6" w:space="0"/>
+            <w:bottom w:val="single" w:color="D9D9D9" w:sz="6" w:space="0"/>
+            <w:right w:val="single" w:color="D9D9D9" w:sz="6" w:space="0"/>
+            <w:insideH w:val="single" w:color="D9D9D9" w:sz="6" w:space="0"/>
+            <w:insideV w:val="single" w:color="D9D9D9" w:sz="6" w:space="0"/>
+          </w:tblBorders>
+          <w:tblCellMar>
+            <w:top w:w="60" w:type="dxa"/>
+            <w:left w:w="100" w:type="dxa"/>
+            <w:bottom w:w="60" w:type="dxa"/>
+            <w:right w:w="100" w:type="dxa"/>
+          </w:tblCellMar>
+        </w:tblPrEx>
+        <w:trPr>
+          <w:jc w:val="center"/>
+        </w:trPr>
+        <w:tc>
+          <w:tcPr>
+            <w:tcW w:w="1110" w:type="dxa"/>
+            <w:shd w:val="clear" w:color="auto" w:fill="F2F5FA"/>
+            <w:vAlign w:val="center"/>
+          </w:tcPr>
+          <w:p>
+            <w:pPr>
+              <w:spacing w:after="0" w:line="276" w:lineRule="auto"/>
+            </w:pPr>
+            <w:r>
+              <w:rPr>
+                <w:rFonts w:ascii="宋体" w:hAnsi="宋体" w:eastAsia="宋体"/>
+                <w:b w:val="0"/>
+                <w:i w:val="0"/>
+                <w:sz w:val="17"/>
+              </w:rPr>
+              <w:t>CH-N11</w:t>
+            </w:r>
+          </w:p>
+        </w:tc>
+        <w:tc>
+          <w:tcPr>
+            <w:tcW w:w="1328" w:type="dxa"/>
+            <w:shd w:val="clear" w:color="auto" w:fill="F2F5FA"/>
+            <w:vAlign w:val="center"/>
+          </w:tcPr>
+          <w:p>
+            <w:pPr>
+              <w:spacing w:after="0" w:line="276" w:lineRule="auto"/>
+            </w:pPr>
+            <w:r>
+              <w:rPr>
+                <w:rFonts w:ascii="宋体" w:hAnsi="宋体" w:eastAsia="宋体"/>
+                <w:b w:val="0"/>
+                <w:i w:val="0"/>
+                <w:sz w:val="17"/>
+              </w:rPr>
+              <w:t>2026-10-09</w:t>
+            </w:r>
+          </w:p>
+        </w:tc>
+        <w:tc>
+          <w:tcPr>
+            <w:tcW w:w="3695" w:type="dxa"/>
+            <w:shd w:val="clear" w:color="auto" w:fill="F2F5FA"/>
+            <w:vAlign w:val="center"/>
+          </w:tcPr>
+          <w:p>
+            <w:pPr>
+              <w:spacing w:after="0" w:line="276" w:lineRule="auto"/>
+            </w:pPr>
+            <w:r>
+              <w:rPr>
+                <w:rFonts w:ascii="宋体" w:hAnsi="宋体" w:eastAsia="宋体"/>
+                <w:b w:val="0"/>
+                <w:i w:val="0"/>
+                <w:sz w:val="17"/>
+              </w:rPr>
+              <w:t>补齐教师认领列表的外部目录故障提示；两套接口均返回 503，恢复后可读，本人授课及历史查询不受影响</w:t>
+            </w:r>
+          </w:p>
+        </w:tc>
+        <w:tc>
+          <w:tcPr>
+            <w:tcW w:w="2640" w:type="dxa"/>
+            <w:shd w:val="clear" w:color="auto" w:fill="F2F5FA"/>
+            <w:vAlign w:val="center"/>
+          </w:tcPr>
+          <w:p>
+            <w:pPr>
+              <w:spacing w:after="0" w:line="276" w:lineRule="auto"/>
+            </w:pPr>
+            <w:r>
+              <w:rPr>
+                <w:rFonts w:ascii="宋体" w:hAnsi="宋体" w:eastAsia="宋体"/>
+                <w:b w:val="0"/>
+                <w:i w:val="0"/>
+                <w:sz w:val="17"/>
+              </w:rPr>
+              <w:t>合并前代码复核发现缺口</w:t>
+            </w:r>
+          </w:p>
+        </w:tc>
+        <w:tc>
+          <w:tcPr>
+            <w:tcW w:w="3695" w:type="dxa"/>
+            <w:shd w:val="clear" w:color="auto" w:fill="F2F5FA"/>
+            <w:vAlign w:val="center"/>
+          </w:tcPr>
+          <w:p>
+            <w:pPr>
+              <w:spacing w:after="0" w:line="276" w:lineRule="auto"/>
+            </w:pPr>
+            <w:r>
+              <w:rPr>
+                <w:rFonts w:ascii="宋体" w:hAnsi="宋体" w:eastAsia="宋体"/>
+                <w:b w:val="0"/>
+                <w:i w:val="0"/>
+                <w:sz w:val="17"/>
+              </w:rPr>
+              <w:t>FR-TCH-07、教师页面与接口、TC-CAT-04</w:t>
+            </w:r>
+          </w:p>
+        </w:tc>
+        <w:tc>
+          <w:tcPr>
+            <w:tcW w:w="1875" w:type="dxa"/>
+            <w:shd w:val="clear" w:color="auto" w:fill="F2F5FA"/>
+            <w:vAlign w:val="center"/>
+          </w:tcPr>
+          <w:p>
+            <w:pPr>
+              <w:spacing w:after="0" w:line="276" w:lineRule="auto"/>
+            </w:pPr>
+            <w:r>
+              <w:rPr>
+                <w:rFonts w:ascii="宋体" w:hAnsi="宋体" w:eastAsia="宋体"/>
+                <w:b w:val="0"/>
+                <w:i w:val="0"/>
+                <w:sz w:val="17"/>
+              </w:rPr>
+              <w:t>代码与测试已同步</w:t>
+            </w:r>
+          </w:p>
+        </w:tc>
+      </w:tr>
     </w:tbl>
     <w:p>
       <w:pPr>
@@ -25924,6 +26131,414 @@
                 <w:sz w:val="17"/>
               </w:rPr>
               <w:t>已关闭</w:t>
+            </w:r>
+          </w:p>
+        </w:tc>
+      </w:tr>
+      <w:tr>
+        <w:tblPrEx>
+          <w:tblBorders>
+            <w:top w:val="single" w:color="D9D9D9" w:sz="6" w:space="0"/>
+            <w:left w:val="single" w:color="D9D9D9" w:sz="6" w:space="0"/>
+            <w:bottom w:val="single" w:color="D9D9D9" w:sz="6" w:space="0"/>
+            <w:right w:val="single" w:color="D9D9D9" w:sz="6" w:space="0"/>
+            <w:insideH w:val="single" w:color="D9D9D9" w:sz="6" w:space="0"/>
+            <w:insideV w:val="single" w:color="D9D9D9" w:sz="6" w:space="0"/>
+          </w:tblBorders>
+          <w:tblCellMar>
+            <w:top w:w="60" w:type="dxa"/>
+            <w:left w:w="100" w:type="dxa"/>
+            <w:bottom w:w="60" w:type="dxa"/>
+            <w:right w:w="100" w:type="dxa"/>
+          </w:tblCellMar>
+        </w:tblPrEx>
+        <w:trPr>
+          <w:jc w:val="center"/>
+        </w:trPr>
+        <w:tc>
+          <w:tcPr>
+            <w:tcW w:w="948" w:type="dxa"/>
+            <w:vAlign w:val="center"/>
+          </w:tcPr>
+          <w:p>
+            <w:pPr>
+              <w:spacing w:after="0" w:line="276" w:lineRule="auto"/>
+            </w:pPr>
+            <w:r>
+              <w:rPr>
+                <w:rFonts w:ascii="宋体" w:hAnsi="宋体" w:eastAsia="宋体"/>
+                <w:b w:val="0"/>
+                <w:i w:val="0"/>
+                <w:sz w:val="17"/>
+              </w:rPr>
+              <w:t>DF-06</w:t>
+            </w:r>
+          </w:p>
+        </w:tc>
+        <w:tc>
+          <w:tcPr>
+            <w:tcW w:w="3321" w:type="dxa"/>
+            <w:vAlign w:val="center"/>
+          </w:tcPr>
+          <w:p>
+            <w:pPr>
+              <w:spacing w:after="0" w:line="276" w:lineRule="auto"/>
+            </w:pPr>
+            <w:r>
+              <w:rPr>
+                <w:rFonts w:ascii="宋体" w:hAnsi="宋体" w:eastAsia="宋体"/>
+                <w:b w:val="0"/>
+                <w:i w:val="0"/>
+                <w:sz w:val="17"/>
+              </w:rPr>
+              <w:t>FR-REG-10 原文要求未找到课表时提示 No Schedule Found</w:t>
+            </w:r>
+          </w:p>
+        </w:tc>
+        <w:tc>
+          <w:tcPr>
+            <w:tcW w:w="3321" w:type="dxa"/>
+            <w:vAlign w:val="center"/>
+          </w:tcPr>
+          <w:p>
+            <w:pPr>
+              <w:spacing w:after="0" w:line="276" w:lineRule="auto"/>
+            </w:pPr>
+            <w:r>
+              <w:rPr>
+                <w:rFonts w:ascii="Consolas" w:hAnsi="Consolas" w:eastAsia="宋体"/>
+                <w:b w:val="0"/>
+                <w:i w:val="0"/>
+                <w:color w:val="1F3864"/>
+                <w:sz w:val="16"/>
+              </w:rPr>
+              <w:t>首次无方案返回空结构，页面展示空方案供创建</w:t>
+            </w:r>
+            <w:r>
+              <w:rPr>
+                <w:rFonts w:ascii="宋体" w:hAnsi="宋体" w:eastAsia="宋体"/>
+                <w:b w:val="0"/>
+                <w:i w:val="0"/>
+                <w:sz w:val="17"/>
+              </w:rPr>
+            </w:r>
+            <w:r>
+              <w:rPr>
+                <w:rFonts w:ascii="Consolas" w:hAnsi="Consolas" w:eastAsia="宋体"/>
+                <w:b w:val="0"/>
+                <w:i w:val="0"/>
+                <w:color w:val="1F3864"/>
+                <w:sz w:val="16"/>
+              </w:rPr>
+            </w:r>
+            <w:r>
+              <w:rPr>
+                <w:rFonts w:ascii="宋体" w:hAnsi="宋体" w:eastAsia="宋体"/>
+                <w:b w:val="0"/>
+                <w:i w:val="0"/>
+                <w:sz w:val="17"/>
+              </w:rPr>
+            </w:r>
+            <w:r>
+              <w:rPr>
+                <w:rFonts w:ascii="Consolas" w:hAnsi="Consolas" w:eastAsia="宋体"/>
+                <w:b w:val="0"/>
+                <w:i w:val="0"/>
+                <w:color w:val="1F3864"/>
+                <w:sz w:val="16"/>
+              </w:rPr>
+            </w:r>
+            <w:r>
+              <w:rPr>
+                <w:rFonts w:ascii="宋体" w:hAnsi="宋体" w:eastAsia="宋体"/>
+                <w:b w:val="0"/>
+                <w:i w:val="0"/>
+                <w:sz w:val="17"/>
+              </w:rPr>
+            </w:r>
+          </w:p>
+        </w:tc>
+        <w:tc>
+          <w:tcPr>
+            <w:tcW w:w="1194" w:type="dxa"/>
+            <w:vAlign w:val="center"/>
+          </w:tcPr>
+          <w:p>
+            <w:pPr>
+              <w:spacing w:after="0" w:line="276" w:lineRule="auto"/>
+            </w:pPr>
+            <w:r>
+              <w:rPr>
+                <w:rFonts w:ascii="宋体" w:hAnsi="宋体" w:eastAsia="宋体"/>
+                <w:b w:val="0"/>
+                <w:i w:val="0"/>
+                <w:sz w:val="17"/>
+              </w:rPr>
+              <w:t>2026-10-09</w:t>
+            </w:r>
+          </w:p>
+        </w:tc>
+        <w:tc>
+          <w:tcPr>
+            <w:tcW w:w="1145" w:type="dxa"/>
+            <w:vAlign w:val="center"/>
+          </w:tcPr>
+          <w:p>
+            <w:pPr>
+              <w:spacing w:after="0" w:line="276" w:lineRule="auto"/>
+            </w:pPr>
+            <w:r>
+              <w:rPr>
+                <w:rFonts w:ascii="宋体" w:hAnsi="宋体" w:eastAsia="宋体"/>
+                <w:b w:val="0"/>
+                <w:i w:val="0"/>
+                <w:sz w:val="17"/>
+              </w:rPr>
+              <w:t>成员 1</w:t>
+            </w:r>
+          </w:p>
+        </w:tc>
+        <w:tc>
+          <w:tcPr>
+            <w:tcW w:w="3321" w:type="dxa"/>
+            <w:vAlign w:val="center"/>
+          </w:tcPr>
+          <w:p>
+            <w:pPr>
+              <w:spacing w:after="0" w:line="276" w:lineRule="auto"/>
+            </w:pPr>
+            <w:r>
+              <w:rPr>
+                <w:rFonts w:ascii="宋体" w:hAnsi="宋体" w:eastAsia="宋体"/>
+                <w:b w:val="0"/>
+                <w:i w:val="0"/>
+                <w:sz w:val="17"/>
+              </w:rPr>
+              <w:t>保留已有首次创建交互，明确有差异，不声称原文提示已覆盖</w:t>
+            </w:r>
+          </w:p>
+        </w:tc>
+        <w:tc>
+          <w:tcPr>
+            <w:tcW w:w="1095" w:type="dxa"/>
+            <w:vAlign w:val="center"/>
+          </w:tcPr>
+          <w:p>
+            <w:pPr>
+              <w:spacing w:after="0" w:line="276" w:lineRule="auto"/>
+            </w:pPr>
+            <w:r>
+              <w:rPr>
+                <w:rFonts w:ascii="宋体" w:hAnsi="宋体" w:eastAsia="宋体"/>
+                <w:b w:val="0"/>
+                <w:i w:val="0"/>
+                <w:sz w:val="17"/>
+              </w:rPr>
+              <w:t>差异已登记</w:t>
+            </w:r>
+          </w:p>
+        </w:tc>
+      </w:tr>
+      <w:tr>
+        <w:tblPrEx>
+          <w:tblBorders>
+            <w:top w:val="single" w:color="D9D9D9" w:sz="6" w:space="0"/>
+            <w:left w:val="single" w:color="D9D9D9" w:sz="6" w:space="0"/>
+            <w:bottom w:val="single" w:color="D9D9D9" w:sz="6" w:space="0"/>
+            <w:right w:val="single" w:color="D9D9D9" w:sz="6" w:space="0"/>
+            <w:insideH w:val="single" w:color="D9D9D9" w:sz="6" w:space="0"/>
+            <w:insideV w:val="single" w:color="D9D9D9" w:sz="6" w:space="0"/>
+          </w:tblBorders>
+          <w:tblCellMar>
+            <w:top w:w="60" w:type="dxa"/>
+            <w:left w:w="100" w:type="dxa"/>
+            <w:bottom w:w="60" w:type="dxa"/>
+            <w:right w:w="100" w:type="dxa"/>
+          </w:tblCellMar>
+        </w:tblPrEx>
+        <w:trPr>
+          <w:jc w:val="center"/>
+        </w:trPr>
+        <w:tc>
+          <w:tcPr>
+            <w:tcW w:w="948" w:type="dxa"/>
+            <w:vAlign w:val="center"/>
+          </w:tcPr>
+          <w:p>
+            <w:pPr>
+              <w:spacing w:after="0" w:line="276" w:lineRule="auto"/>
+            </w:pPr>
+            <w:r>
+              <w:rPr>
+                <w:rFonts w:ascii="宋体" w:hAnsi="宋体" w:eastAsia="宋体"/>
+                <w:b w:val="0"/>
+                <w:i w:val="0"/>
+                <w:sz w:val="17"/>
+              </w:rPr>
+              <w:t>DF-07</w:t>
+            </w:r>
+          </w:p>
+        </w:tc>
+        <w:tc>
+          <w:tcPr>
+            <w:tcW w:w="3321" w:type="dxa"/>
+            <w:vAlign w:val="center"/>
+          </w:tcPr>
+          <w:p>
+            <w:pPr>
+              <w:spacing w:after="0" w:line="276" w:lineRule="auto"/>
+            </w:pPr>
+            <w:r>
+              <w:rPr>
+                <w:rFonts w:ascii="宋体" w:hAnsi="宋体" w:eastAsia="宋体"/>
+                <w:b w:val="0"/>
+                <w:i w:val="0"/>
+                <w:sz w:val="17"/>
+              </w:rPr>
+              <w:t>FR-TCH-07 原先以目录解析测试证明教师故障处理</w:t>
+            </w:r>
+          </w:p>
+        </w:tc>
+        <w:tc>
+          <w:tcPr>
+            <w:tcW w:w="3321" w:type="dxa"/>
+            <w:vAlign w:val="center"/>
+          </w:tcPr>
+          <w:p>
+            <w:pPr>
+              <w:spacing w:after="0" w:line="276" w:lineRule="auto"/>
+            </w:pPr>
+            <w:r>
+              <w:rPr>
+                <w:rFonts w:ascii="Consolas" w:hAnsi="Consolas" w:eastAsia="宋体"/>
+                <w:b w:val="0"/>
+                <w:i w:val="0"/>
+                <w:color w:val="1F3864"/>
+                <w:sz w:val="16"/>
+              </w:rPr>
+              <w:t>原教师列表只读本地镜像，不会触发目录故障</w:t>
+            </w:r>
+            <w:r>
+              <w:rPr>
+                <w:rFonts w:ascii="宋体" w:hAnsi="宋体" w:eastAsia="宋体"/>
+                <w:b w:val="0"/>
+                <w:i w:val="0"/>
+                <w:sz w:val="17"/>
+              </w:rPr>
+            </w:r>
+            <w:r>
+              <w:rPr>
+                <w:rFonts w:ascii="Consolas" w:hAnsi="Consolas" w:eastAsia="宋体"/>
+                <w:b w:val="0"/>
+                <w:i w:val="0"/>
+                <w:color w:val="1F3864"/>
+                <w:sz w:val="16"/>
+              </w:rPr>
+            </w:r>
+            <w:r>
+              <w:rPr>
+                <w:rFonts w:ascii="宋体" w:hAnsi="宋体" w:eastAsia="宋体"/>
+                <w:b w:val="0"/>
+                <w:i w:val="0"/>
+                <w:sz w:val="17"/>
+              </w:rPr>
+            </w:r>
+            <w:r>
+              <w:rPr>
+                <w:rFonts w:ascii="Consolas" w:hAnsi="Consolas" w:eastAsia="宋体"/>
+                <w:b w:val="0"/>
+                <w:i w:val="0"/>
+                <w:color w:val="1F3864"/>
+                <w:sz w:val="16"/>
+              </w:rPr>
+            </w:r>
+            <w:r>
+              <w:rPr>
+                <w:rFonts w:ascii="宋体" w:hAnsi="宋体" w:eastAsia="宋体"/>
+                <w:b w:val="0"/>
+                <w:i w:val="0"/>
+                <w:sz w:val="17"/>
+              </w:rPr>
+            </w:r>
+          </w:p>
+        </w:tc>
+        <w:tc>
+          <w:tcPr>
+            <w:tcW w:w="1194" w:type="dxa"/>
+            <w:vAlign w:val="center"/>
+          </w:tcPr>
+          <w:p>
+            <w:pPr>
+              <w:spacing w:after="0" w:line="276" w:lineRule="auto"/>
+            </w:pPr>
+            <w:r>
+              <w:rPr>
+                <w:rFonts w:ascii="宋体" w:hAnsi="宋体" w:eastAsia="宋体"/>
+                <w:b w:val="0"/>
+                <w:i w:val="0"/>
+                <w:sz w:val="17"/>
+              </w:rPr>
+              <w:t>2026-10-09</w:t>
+            </w:r>
+          </w:p>
+        </w:tc>
+        <w:tc>
+          <w:tcPr>
+            <w:tcW w:w="1145" w:type="dxa"/>
+            <w:vAlign w:val="center"/>
+          </w:tcPr>
+          <w:p>
+            <w:pPr>
+              <w:spacing w:after="0" w:line="276" w:lineRule="auto"/>
+            </w:pPr>
+            <w:r>
+              <w:rPr>
+                <w:rFonts w:ascii="宋体" w:hAnsi="宋体" w:eastAsia="宋体"/>
+                <w:b w:val="0"/>
+                <w:i w:val="0"/>
+                <w:sz w:val="17"/>
+              </w:rPr>
+              <w:t>成员 4、集成复核</w:t>
+            </w:r>
+          </w:p>
+        </w:tc>
+        <w:tc>
+          <w:tcPr>
+            <w:tcW w:w="3321" w:type="dxa"/>
+            <w:vAlign w:val="center"/>
+          </w:tcPr>
+          <w:p>
+            <w:pPr>
+              <w:spacing w:after="0" w:line="276" w:lineRule="auto"/>
+            </w:pPr>
+            <w:r>
+              <w:rPr>
+                <w:rFonts w:ascii="宋体" w:hAnsi="宋体" w:eastAsia="宋体"/>
+                <w:b w:val="0"/>
+                <w:i w:val="0"/>
+                <w:sz w:val="17"/>
+              </w:rPr>
+              <w:t>新增只读目录检查、两套教师接口故障/恢复/错学期测试及 TC-CAT-04</w:t>
+            </w:r>
+          </w:p>
+        </w:tc>
+        <w:tc>
+          <w:tcPr>
+            <w:tcW w:w="1095" w:type="dxa"/>
+            <w:vAlign w:val="center"/>
+          </w:tcPr>
+          <w:p>
+            <w:pPr>
+              <w:spacing w:after="0" w:line="276" w:lineRule="auto"/>
+            </w:pPr>
+            <w:r>
+              <w:rPr>
+                <w:rFonts w:ascii="宋体" w:hAnsi="宋体" w:eastAsia="宋体"/>
+                <w:b w:val="0"/>
+                <w:i w:val="0"/>
+                <w:sz w:val="17"/>
+              </w:rPr>
+              <w:t>已修复并复测</w:t>
             </w:r>
           </w:p>
         </w:tc>
